--- a/SAD.docx
+++ b/SAD.docx
@@ -37,7 +37,17 @@
           <w:rtl w:val="0"/>
           <w:lang w:val="en-US"/>
         </w:rPr>
-        <w:t>Project: ATM System</w:t>
+        <w:t xml:space="preserve">Project: </w:t>
+      </w:r>
+      <w:r>
+        <w:rPr>
+          <w:rFonts w:ascii="Calibri" w:hAnsi="Calibri"/>
+          <w:sz w:val="26"/>
+          <w:szCs w:val="26"/>
+          <w:rtl w:val="0"/>
+          <w:lang w:val="en-US"/>
+        </w:rPr>
+        <w:t>Web based code merge simulator</w:t>
       </w:r>
     </w:p>
     <w:p>
@@ -97,7 +107,17 @@
           <w:rtl w:val="0"/>
           <w:lang w:val="de-DE"/>
         </w:rPr>
-        <w:t>Date: 09-09-2025</w:t>
+        <w:t>Date: 0</w:t>
+      </w:r>
+      <w:r>
+        <w:rPr>
+          <w:rFonts w:ascii="Calibri" w:hAnsi="Calibri"/>
+          <w:sz w:val="26"/>
+          <w:szCs w:val="26"/>
+          <w:rtl w:val="0"/>
+          <w:lang w:val="en-US"/>
+        </w:rPr>
+        <w:t>2-10-2026</w:t>
       </w:r>
     </w:p>
     <w:p>
